--- a/(e)CRF/Per protocolnaam/15_HLS-EU-6 questionnaire.docx
+++ b/(e)CRF/Per protocolnaam/15_HLS-EU-6 questionnaire.docx
@@ -25,7 +25,7 @@
           <w:sz w:val="28"/>
           <w:szCs w:val="28"/>
         </w:rPr>
-        <w:t xml:space="preserve">Appendix 15- HLS-EU-6 questionnaire </w:t>
+        <w:t>eCRF Document 15: HLS-EU-6 questionnaire</w:t>
       </w:r>
     </w:p>
     <w:p>
